--- a/_template-source/aditivo_ev_pj_para_pj.docx
+++ b/_template-source/aditivo_ev_pj_para_pj.docx
@@ -552,7 +552,7 @@
                 <w:highlight w:val="white"/>
                 <w:rtl w:val="0"/>
               </w:rPr>
-              <w:t xml:space="preserve">{{complemento_interveniente}}**</w:t>
+              <w:t xml:space="preserve"/>
             </w:r>
             <w:r>
               <w:rPr>
@@ -1904,7 +1904,7 @@
                 <w:highlight w:val="white"/>
                 <w:rtl w:val="0"/>
               </w:rPr>
-              <w:t xml:space="preserve">Testemunha: marinajolykulicz@gmail.com </w:t>
+              <w:t xml:space="preserve">Testemunha: </w:t>
             </w:r>
           </w:p>
         </w:tc>
@@ -3125,7 +3125,7 @@
                 <w:highlight w:val="white"/>
                 <w:rtl w:val="0"/>
               </w:rPr>
-              <w:t xml:space="preserve">80.420-130</w:t>
+              <w:t xml:space="preserve">{{cep_interveniente}}</w:t>
             </w:r>
             <w:r>
               <w:rPr>
@@ -4042,7 +4042,7 @@
                 <w:highlight w:val="white"/>
                 <w:rtl w:val="0"/>
               </w:rPr>
-              <w:t xml:space="preserve">Testemunha: marinajolykulicz@gmail.com</w:t>
+              <w:t xml:space="preserve">Testemunha: </w:t>
             </w:r>
           </w:p>
         </w:tc>

--- a/_template-source/aditivo_ev_pj_para_pj.docx
+++ b/_template-source/aditivo_ev_pj_para_pj.docx
@@ -322,7 +322,7 @@
         <w:gridCol w:w="480"/>
         <w:gridCol w:w="105"/>
         <w:gridCol w:w="300"/>
-        <w:gridCol w:w="1200"/>
+        <w:gridCol w:w="1800"/>
         <w:gridCol w:w="870"/>
         <w:gridCol w:w="330"/>
         <w:gridCol w:w="615"/>
@@ -333,14 +333,14 @@
         <w:gridCol w:w="1170"/>
         <w:gridCol w:w="285"/>
         <w:gridCol w:w="105"/>
-        <w:gridCol w:w="1740"/>
+        <w:gridCol w:w="1140"/>
         <w:tblGridChange w:id="0">
           <w:tblGrid>
             <w:gridCol w:w="1155"/>
             <w:gridCol w:w="480"/>
             <w:gridCol w:w="105"/>
             <w:gridCol w:w="300"/>
-            <w:gridCol w:w="1200"/>
+            <w:gridCol w:w="1800"/>
             <w:gridCol w:w="870"/>
             <w:gridCol w:w="330"/>
             <w:gridCol w:w="615"/>
@@ -351,7 +351,7 @@
             <w:gridCol w:w="1170"/>
             <w:gridCol w:w="285"/>
             <w:gridCol w:w="105"/>
-            <w:gridCol w:w="1740"/>
+            <w:gridCol w:w="1140"/>
           </w:tblGrid>
         </w:tblGridChange>
       </w:tblGrid>
@@ -2434,7 +2434,7 @@
         <w:gridCol w:w="285"/>
         <w:gridCol w:w="300"/>
         <w:gridCol w:w="300"/>
-        <w:gridCol w:w="1200"/>
+        <w:gridCol w:w="1800"/>
         <w:gridCol w:w="870"/>
         <w:gridCol w:w="330"/>
         <w:gridCol w:w="615"/>
@@ -2445,14 +2445,14 @@
         <w:gridCol w:w="975"/>
         <w:gridCol w:w="285"/>
         <w:gridCol w:w="105"/>
-        <w:gridCol w:w="1785"/>
+        <w:gridCol w:w="1185"/>
         <w:tblGridChange w:id="0">
           <w:tblGrid>
             <w:gridCol w:w="1155"/>
             <w:gridCol w:w="285"/>
             <w:gridCol w:w="300"/>
             <w:gridCol w:w="300"/>
-            <w:gridCol w:w="1200"/>
+            <w:gridCol w:w="1800"/>
             <w:gridCol w:w="870"/>
             <w:gridCol w:w="330"/>
             <w:gridCol w:w="615"/>
@@ -2463,7 +2463,7 @@
             <w:gridCol w:w="975"/>
             <w:gridCol w:w="285"/>
             <w:gridCol w:w="105"/>
-            <w:gridCol w:w="1785"/>
+            <w:gridCol w:w="1185"/>
           </w:tblGrid>
         </w:tblGridChange>
       </w:tblGrid>

--- a/_template-source/aditivo_ev_pj_para_pj.docx
+++ b/_template-source/aditivo_ev_pj_para_pj.docx
@@ -4682,7 +4682,7 @@
           <w:vertAlign w:val="baseline"/>
           <w:rtl w:val="0"/>
         </w:rPr>
-        <w:t xml:space="preserve">Curitiba/PR, </w:t>
+        <w:t xml:space="preserve"/>
       </w:r>
       <w:r>
         <w:rPr>

--- a/_template-source/aditivo_ev_pj_para_pj.docx
+++ b/_template-source/aditivo_ev_pj_para_pj.docx
@@ -552,7 +552,7 @@
                 <w:highlight w:val="white"/>
                 <w:rtl w:val="0"/>
               </w:rPr>
-              <w:t xml:space="preserve"/>
+              <w:t xml:space="preserve">{{fantasia_coworker}}</w:t>
             </w:r>
             <w:r>
               <w:rPr>
@@ -841,7 +841,7 @@
                 <w:highlight w:val="white"/>
                 <w:rtl w:val="0"/>
               </w:rPr>
-              <w:t xml:space="preserve">CURITIBA</w:t>
+              <w:t xml:space="preserve">{{cidade_coworker}}</w:t>
             </w:r>
           </w:p>
         </w:tc>
@@ -910,7 +910,7 @@
                 <w:highlight w:val="white"/>
                 <w:rtl w:val="0"/>
               </w:rPr>
-              <w:t xml:space="preserve">PARANÁ</w:t>
+              <w:t xml:space="preserve">{{estado_coworker}}</w:t>
             </w:r>
             <w:r>
               <w:rPr>
@@ -1430,7 +1430,7 @@
                 <w:highlight w:val="white"/>
                 <w:rtl w:val="0"/>
               </w:rPr>
-              <w:t xml:space="preserve">EMPRESÁRIO</w:t>
+              <w:t xml:space="preserve">{{profissao_responsavel}}</w:t>
             </w:r>
             <w:r>
               <w:rPr>
@@ -1657,7 +1657,7 @@
                 <w:highlight w:val="white"/>
                 <w:rtl w:val="0"/>
               </w:rPr>
-              <w:t xml:space="preserve">CURITIBA</w:t>
+              <w:t xml:space="preserve">{{cidade_coworker}}</w:t>
             </w:r>
             <w:r>
               <w:rPr>
@@ -1731,7 +1731,7 @@
                 <w:highlight w:val="white"/>
                 <w:rtl w:val="0"/>
               </w:rPr>
-              <w:t xml:space="preserve">PARANÁ</w:t>
+              <w:t xml:space="preserve">{{estado_coworker}}</w:t>
             </w:r>
             <w:r>
               <w:rPr>
@@ -1904,7 +1904,7 @@
                 <w:highlight w:val="white"/>
                 <w:rtl w:val="0"/>
               </w:rPr>
-              <w:t xml:space="preserve">Testemunha: </w:t>
+              <w:t xml:space="preserve"/>
             </w:r>
           </w:p>
         </w:tc>
@@ -3125,7 +3125,7 @@
                 <w:highlight w:val="white"/>
                 <w:rtl w:val="0"/>
               </w:rPr>
-              <w:t xml:space="preserve">{{cep_interveniente}}</w:t>
+              <w:t xml:space="preserve">80.420-130</w:t>
             </w:r>
             <w:r>
               <w:rPr>
@@ -3568,7 +3568,7 @@
                 <w:highlight w:val="white"/>
                 <w:rtl w:val="0"/>
               </w:rPr>
-              <w:t xml:space="preserve">EMPRESÁRIO</w:t>
+              <w:t xml:space="preserve">{{profissao_responsavel}}</w:t>
             </w:r>
             <w:r>
               <w:rPr>
@@ -3795,7 +3795,7 @@
                 <w:highlight w:val="white"/>
                 <w:rtl w:val="0"/>
               </w:rPr>
-              <w:t xml:space="preserve">CURITIBA</w:t>
+              <w:t xml:space="preserve">{{cidade_coworker}}</w:t>
             </w:r>
             <w:r>
               <w:rPr>
@@ -3869,7 +3869,7 @@
                 <w:highlight w:val="white"/>
                 <w:rtl w:val="0"/>
               </w:rPr>
-              <w:t xml:space="preserve">PARANÁ</w:t>
+              <w:t xml:space="preserve">{{estado_coworker}}</w:t>
             </w:r>
             <w:r>
               <w:rPr>
@@ -4042,7 +4042,7 @@
                 <w:highlight w:val="white"/>
                 <w:rtl w:val="0"/>
               </w:rPr>
-              <w:t xml:space="preserve">Testemunha: </w:t>
+              <w:t xml:space="preserve"/>
             </w:r>
           </w:p>
         </w:tc>
